--- a/Milestone_I_Report.docx
+++ b/Milestone_I_Report.docx
@@ -469,7 +469,7 @@
                 <w:color w:val="212529"/>
                 <w:sz w:val="18"/>
               </w:rPr>
-              <w:t>https://digital-india-errors.netlify.app</w:t>
+              <w:t>https://digital-india-error.netlify.app/</w:t>
             </w:r>
           </w:p>
         </w:tc>
